--- a/content-src/docx/O G 2016 07 01 Geoffrey Hill.docx
+++ b/content-src/docx/O G 2016 07 01 Geoffrey Hill.docx
@@ -89,26 +89,33 @@
         <w:t>Born in Bromsgrove, Worcestershire, Geoffrey was the son of William, a village policeman, and his wife, Hilda. “If you stood at the top of the field opposite our house,” he once recalled, “you looked right across the Severn Valley to the Clee hills and the Welsh hills very faint and far off behind them.”</w:t>
       </w:r>
     </w:p>
-    <w:p/>
-    <w:p>
-      <w:r>
-        <w:t xml:space="preserve">Hill identified himself as working-class – indeed was “glad and proud to have been born into the English working-class” – and commemorated his maternal grandmother, who had spent her life making nails, in poem XXV of Mercian Hymns: “I speak this in memory of my grandmother, whose childhood and prime womanhood were spent in the </w:t>
-      </w:r>
-      <w:proofErr w:type="spellStart"/>
-      <w:r>
-        <w:t>nailer’s</w:t>
-      </w:r>
-      <w:proofErr w:type="spellEnd"/>
+    <w:p>
+      <w:r>
+        <w:t xml:space="preserve">Hill identified himself as working-class – indeed was “glad and proud to have been born into the English working-class” – and commemorated his maternal grandmother, who had spent her life making nails, in poem XXV of Mercian Hymns: </w:t>
+      </w:r>
+      <w:r>
+        <w:t xml:space="preserve">&lt;quote&gt;</w:t>
+      </w:r>
+      <w:r>
+        <w:t xml:space="preserve">I speak this in memory of my grandmother, whose childhood and prime womanhood were spent in the </w:t>
+      </w:r>
+      <w:r>
+        <w:t xml:space="preserve">nailer’s</w:t>
+      </w:r>
       <w:r>
         <w:t xml:space="preserve"> </w:t>
       </w:r>
-      <w:proofErr w:type="spellStart"/>
-      <w:r>
-        <w:t>darg</w:t>
-      </w:r>
-      <w:proofErr w:type="spellEnd"/>
-      <w:r>
-        <w:t xml:space="preserve"> ... It is one thing to celebrate the ‘quick forge’, another to cradle a face hare-lipped by the searing wire.” Critics who accused Hill of nostalgia, conservativism, and reactionary and monarchist politics tended to ignore or misunderstand his passionate care for the nameless and forgotten victims of power, across all countries and all centuries.</w:t>
+      <w:r>
+        <w:t xml:space="preserve">darg</w:t>
+      </w:r>
+      <w:r>
+        <w:t xml:space="preserve"> ... It is one thing to celebrate the ‘quick forge’, another to cradle a face hare-lipped by the searing wire.</w:t>
+      </w:r>
+      <w:r>
+        <w:t xml:space="preserve">&lt;/quote&gt;</w:t>
+      </w:r>
+      <w:r>
+        <w:t xml:space="preserve"> Critics who accused Hill of nostalgia, conservativism, and reactionary and monarchist politics tended to ignore or misunderstand his passionate care for the nameless and forgotten victims of power, across all countries and all centuries.</w:t>
       </w:r>
     </w:p>
     <w:p/>
@@ -152,11 +159,19 @@
     </w:p>
     <w:p>
       <w:r>
-        <w:t xml:space="preserve">At Oxford, he met the American poet Donald Hall, who told Hill that he was taking over the editorship of the Fantasy Poets and asked him to submit a manuscript. Later, Hall recalled receiving the poems: “I could not believe it. You can imagine reading these poems suddenly in </w:t>
-      </w:r>
-      <w:r>
-        <w:lastRenderedPageBreak/>
-        <w:t>1952. I read them and I was amazed. I remember waking up in the night, putting on the light and reading them again. Of course I published them.”</w:t>
+        <w:t xml:space="preserve">At Oxford, he met the American poet Donald Hall, who told Hill that he was taking over the editorship of the Fantasy Poets and asked him to submit a manuscript. Later, Hall recalled receiving the poems: </w:t>
+      </w:r>
+      <w:r>
+        <w:t xml:space="preserve">&lt;quote&gt;</w:t>
+      </w:r>
+      <w:r>
+        <w:t xml:space="preserve">I could not believe it. You can imagine reading these poems suddenly in </w:t>
+      </w:r>
+      <w:r>
+        <w:t xml:space="preserve">1952. I read them and I was amazed. I remember waking up in the night, putting on the light and reading them again. Of course I published them.</w:t>
+      </w:r>
+      <w:r>
+        <w:t xml:space="preserve">&lt;/quote&gt;</w:t>
       </w:r>
     </w:p>
     <w:p>
@@ -164,38 +179,57 @@
         <w:t>The volume was For the Unfallen. It remains a powerful book, astonishing as a young man’s debut; ornate, rhetorical, grandiose in its subjects and themes. Genesis, the very first poem, takes the creation myth as its own creative occasion, beginning: “Against the burly air I strode, / crying the miracles of God” and ending:</w:t>
       </w:r>
     </w:p>
-    <w:p/>
-    <w:p>
-      <w:r>
-        <w:t>“By blood we live, the hot, the cold,</w:t>
+    <w:p>
+      <w:r>
+        <w:t xml:space="preserve">&lt;quote&gt;</w:t>
+      </w:r>
+      <w:r>
+        <w:t xml:space="preserve">By blood we live, the hot, the cold,</w:t>
       </w:r>
       <w:r>
         <w:br/>
-        <w:t>To ravage and redeem the world,</w:t>
+      </w:r>
+      <w:r>
+        <w:t xml:space="preserve">To ravage and redeem the world,</w:t>
       </w:r>
       <w:r>
         <w:br/>
-        <w:t>There is no bloodless myth will hold.</w:t>
+      </w:r>
+      <w:r>
+        <w:t xml:space="preserve">There is no bloodless myth will hold.</w:t>
       </w:r>
       <w:r>
         <w:br/>
-        <w:t>And by Christ’s blood are men made free</w:t>
+      </w:r>
+      <w:r>
+        <w:t xml:space="preserve">And by Christ’s blood are men made free</w:t>
       </w:r>
       <w:r>
         <w:br/>
-        <w:t>Though in close shrouds their bodies lie</w:t>
+      </w:r>
+      <w:r>
+        <w:t xml:space="preserve">Though in close shrouds their bodies lie</w:t>
       </w:r>
       <w:r>
         <w:br/>
-        <w:t>Under the rough pelt of the sea;</w:t>
+      </w:r>
+      <w:r>
+        <w:t xml:space="preserve">Under the rough pelt of the sea;</w:t>
       </w:r>
       <w:r>
         <w:br/>
-        <w:t>Though Earth has rolled beneath her weight</w:t>
+      </w:r>
+      <w:r>
+        <w:t xml:space="preserve">Though Earth has rolled beneath her weight</w:t>
       </w:r>
       <w:r>
         <w:br/>
-        <w:t>The bones that cannot bear the light.”</w:t>
+      </w:r>
+      <w:r>
+        <w:t xml:space="preserve">The bones that cannot bear the light.</w:t>
+      </w:r>
+      <w:r>
+        <w:t xml:space="preserve">&lt;/quote&gt;</w:t>
       </w:r>
     </w:p>
     <w:p/>

--- a/content-src/docx/O G 2016 07 01 Geoffrey Hill.docx
+++ b/content-src/docx/O G 2016 07 01 Geoffrey Hill.docx
@@ -162,7 +162,7 @@
         <w:t xml:space="preserve">At Oxford, he met the American poet Donald Hall, who told Hill that he was taking over the editorship of the Fantasy Poets and asked him to submit a manuscript. Later, Hall recalled receiving the poems: </w:t>
       </w:r>
       <w:r>
-        <w:t xml:space="preserve">&lt;quote&gt;</w:t>
+        <w:t xml:space="preserve">“</w:t>
       </w:r>
       <w:r>
         <w:t xml:space="preserve">I could not believe it. You can imagine reading these poems suddenly in </w:t>
@@ -171,7 +171,7 @@
         <w:t xml:space="preserve">1952. I read them and I was amazed. I remember waking up in the night, putting on the light and reading them again. Of course I published them.</w:t>
       </w:r>
       <w:r>
-        <w:t xml:space="preserve">&lt;/quote&gt;</w:t>
+        <w:t xml:space="preserve">”</w:t>
       </w:r>
     </w:p>
     <w:p>

--- a/content-src/docx/O G 2016 07 01 Geoffrey Hill.docx
+++ b/content-src/docx/O G 2016 07 01 Geoffrey Hill.docx
@@ -34,6 +34,11 @@
           <w:color w:val="121212"/>
         </w:rPr>
         <w:t>&lt;/details&gt;</w:t>
+      </w:r>
+    </w:p>
+    <w:p>
+      <w:r>
+        <w:t xml:space="preserve">&lt;category&gt;poetry, obituary&lt;/category&gt;</w:t>
       </w:r>
     </w:p>
     <w:p/>

--- a/content-src/docx/O G 2016 07 01 Geoffrey Hill.docx
+++ b/content-src/docx/O G 2016 07 01 Geoffrey Hill.docx
@@ -114,7 +114,7 @@
         <w:t xml:space="preserve">darg</w:t>
       </w:r>
       <w:r>
-        <w:t xml:space="preserve"> ... It is one thing to celebrate the ‘quick forge’, another to cradle a face hare-lipped by the searing wire.</w:t>
+        <w:t xml:space="preserve">… It is one thing to celebrate the ‘quick forge’, another to cradle a face hare-lipped by the searing wire.</w:t>
       </w:r>
       <w:r>
         <w:t xml:space="preserve">&lt;/quote&gt;</w:t>
@@ -126,7 +126,7 @@
     <w:p/>
     <w:p>
       <w:r>
-        <w:t>Educated at Bromsgrove county high school, Hill was an excellent student, and – although “somewhat apart”, in the words of Norman Rea, a contemporary – played football, acted in school plays, and became a prefect. One of his roles was to introduce a piece of classical music in each morning assembly. As Rea recalled years later, it was a task he performed “with enjoyment and aplomb ... He demurred only once, in a stage-managed gesture, when he felt that to introduce Danny Kaye’s Tubby the Tuba, even for educational ends, was rather beneath him. With a sudden, winning smile, he delegated that task to the headmaster.”</w:t>
+        <w:t>Educated at Bromsgrove county high school, Hill was an excellent student, and – although “somewhat apart”, in the words of Norman Rea, a contemporary – played football, acted in school plays, and became a prefect. One of his roles was to introduce a piece of classical music in each morning assembly. As Rea recalled years later, it was a task he performed “with enjoyment and aplomb… He demurred only once, in a stage-managed gesture, when he felt that to introduce Danny Kaye’s Tubby the Tuba, even for educational ends, was rather beneath him. With a sudden, winning smile, he delegated that task to the headmaster.”</w:t>
       </w:r>
     </w:p>
     <w:p>
@@ -333,7 +333,7 @@
     <w:p/>
     <w:p>
       <w:r>
-        <w:t>Goodman was the librettist of John Adams’s operas Nixon in China and The Death of Klinghoffer. In 1990, she was received into the Church of England, and in 2001 was ordained as an Anglican priest. Hill described his wife as one of the few people whose comments on his work he would always listen to – “99% of the time she’s right” – and introduced Hill to some diverse and surprising influences, such as the poet Frank O’Hara and the choreographer and dancer Mark Morris, whom Hill startlingly compared to Dryden. In Speech! Speech! there are a handful of subtle, tender lines that are surely addressed to his wife, and about his happiness: “Ageing, I am happy ... Togetherness after 16 years? You’re on.”</w:t>
+        <w:t>Goodman was the librettist of John Adams’s operas Nixon in China and The Death of Klinghoffer. In 1990, she was received into the Church of England, and in 2001 was ordained as an Anglican priest. Hill described his wife as one of the few people whose comments on his work he would always listen to – “99% of the time she’s right” – and introduced Hill to some diverse and surprising influences, such as the poet Frank O’Hara and the choreographer and dancer Mark Morris, whom Hill startlingly compared to Dryden. In Speech! Speech! there are a handful of subtle, tender lines that are surely addressed to his wife, and about his happiness: “Ageing, I am happy… Togetherness after 16 years? You’re on.”</w:t>
       </w:r>
     </w:p>
     <w:p/>
